--- a/werkblad-taak-ontleder.docx
+++ b/werkblad-taak-ontleder.docx
@@ -130,7 +130,7 @@
           <w:sz w:val="20"/>
           <w:szCs w:val="20"/>
         </w:rPr>
-        <w:t xml:space="preserve">Wat mijn opdrachtgever met het resultaat wil doen: </w:t>
+        <w:t xml:space="preserve">Voor wie is het resultaat, en wat moet die ermee kunnen? (opdrachtgever, docent, je team, jijzelf): </w:t>
       </w:r>
       <w:r>
         <w:rPr>
